--- a/docs/testing/system_tests/uc9_test_cases.docx
+++ b/docs/testing/system_tests/uc9_test_cases.docx
@@ -2310,7 +2310,7 @@
               <w:rPr>
                 <w:rFonts w:ascii="Calibri" w:hAnsi="Calibri" w:cs="Calibri"/>
               </w:rPr>
-              <w:t>Fail</w:t>
+              <w:t>Fail (but accepted behavior)</w:t>
             </w:r>
           </w:p>
         </w:tc>
@@ -2447,19 +2447,7 @@
                 <w:rFonts w:ascii="Calibri" w:hAnsi="Calibri" w:cs="Calibri"/>
               </w:rPr>
               <w:lastRenderedPageBreak/>
-              <w:t xml:space="preserve">“Move to Trash” button </w:t>
-            </w:r>
-            <w:r>
-              <w:rPr>
-                <w:rFonts w:ascii="Calibri" w:hAnsi="Calibri" w:cs="Calibri"/>
-              </w:rPr>
-              <w:t>remains</w:t>
-            </w:r>
-            <w:r>
-              <w:rPr>
-                <w:rFonts w:ascii="Calibri" w:hAnsi="Calibri" w:cs="Calibri"/>
-              </w:rPr>
-              <w:t xml:space="preserve"> active</w:t>
+              <w:t>“Move to Trash” button remains active</w:t>
             </w:r>
           </w:p>
         </w:tc>
@@ -2479,6 +2467,24 @@
                 <w:rFonts w:ascii="Calibri" w:hAnsi="Calibri" w:cs="Calibri"/>
               </w:rPr>
               <w:t>Fail</w:t>
+            </w:r>
+            <w:r>
+              <w:rPr>
+                <w:rFonts w:ascii="Calibri" w:hAnsi="Calibri" w:cs="Calibri"/>
+              </w:rPr>
+              <w:t xml:space="preserve"> (but accepted </w:t>
+            </w:r>
+            <w:r>
+              <w:rPr>
+                <w:rFonts w:ascii="Calibri" w:hAnsi="Calibri" w:cs="Calibri"/>
+              </w:rPr>
+              <w:t>behavior</w:t>
+            </w:r>
+            <w:r>
+              <w:rPr>
+                <w:rFonts w:ascii="Calibri" w:hAnsi="Calibri" w:cs="Calibri"/>
+              </w:rPr>
+              <w:t>)</w:t>
             </w:r>
           </w:p>
         </w:tc>
@@ -2518,7 +2524,6 @@
               <w:rPr>
                 <w:rFonts w:ascii="Calibri" w:hAnsi="Calibri" w:cs="Calibri"/>
               </w:rPr>
-              <w:lastRenderedPageBreak/>
               <w:t>2.5</w:t>
             </w:r>
           </w:p>
@@ -5084,6 +5089,12 @@
               </w:rPr>
               <w:t>Fail</w:t>
             </w:r>
+            <w:r>
+              <w:rPr>
+                <w:rFonts w:ascii="Calibri" w:hAnsi="Calibri" w:cs="Calibri"/>
+              </w:rPr>
+              <w:t xml:space="preserve"> (but accepted)</w:t>
+            </w:r>
           </w:p>
         </w:tc>
         <w:tc>
@@ -5226,6 +5237,12 @@
                 <w:rFonts w:ascii="Calibri" w:hAnsi="Calibri" w:cs="Calibri"/>
               </w:rPr>
               <w:t>Fail</w:t>
+            </w:r>
+            <w:r>
+              <w:rPr>
+                <w:rFonts w:ascii="Calibri" w:hAnsi="Calibri" w:cs="Calibri"/>
+              </w:rPr>
+              <w:t xml:space="preserve"> (but accepted)</w:t>
             </w:r>
           </w:p>
         </w:tc>
